--- a/ACTIVIDADES/DIA-13.docx
+++ b/ACTIVIDADES/DIA-13.docx
@@ -36,6 +36,9 @@
       <w:r>
         <w:t>Trimestre · 3</w:t>
       </w:r>
+    </w:p>
+    <w:p>
+      <w:r/>
     </w:p>
     <w:p>
       <w:r>
